--- a/Fase 2/Evidencias de documentación/Requisitos no funcionales.docx
+++ b/Fase 2/Evidencias de documentación/Requisitos no funcionales.docx
@@ -12,7 +12,12 @@
     </w:p>
     <w:p>
       <w:r>
-        <w:t>EJEMPLO ORIENTATIVO (NO ES FORMULARIO OFICIAL). Completar con información verificable del proyecto.</w:t>
+        <w:t>Proyecto: Anvil of Ambition, videojuego 2D educativo de apoyo al aprendizaje de la metalurgia (Godot 4.7, GDScript). Grupo 6, PTY4614. Versión 1.0, 21-10-2026.</w:t>
+      </w:r>
+    </w:p>
+    <w:p>
+      <w:r>
+        <w:t>Este documento define las condiciones de calidad que el juego debe cumplir además de sus funciones. Cada requisito tiene un identificador (RNF-xx) y un criterio que se puede comprobar; la sección final resume cómo se verifica cada uno y su estado actual.</w:t>
       </w:r>
     </w:p>
     <w:p>
@@ -25,7 +30,46 @@
     </w:p>
     <w:p>
       <w:r>
-        <w:t>[Completar]</w:t>
+        <w:rPr>
+          <w:b/>
+        </w:rPr>
+        <w:t xml:space="preserve">RNF-01. </w:t>
+      </w:r>
+      <w:r>
+        <w:t>El juego debe mantener al menos 60 cuadros por segundo en las escenas de exploración, forja y combate en un computador del laboratorio de la sede. El proyecto usa el renderizador gl_compatibility, pensado para equipos de gama media o integrados.</w:t>
+      </w:r>
+    </w:p>
+    <w:p>
+      <w:r>
+        <w:rPr>
+          <w:b/>
+        </w:rPr>
+        <w:t xml:space="preserve">RNF-02. </w:t>
+      </w:r>
+      <w:r>
+        <w:t>El cambio entre escenas (taller, tienda, bosque, mina) debe completarse en menos de 3 segundos.</w:t>
+      </w:r>
+    </w:p>
+    <w:p>
+      <w:r>
+        <w:rPr>
+          <w:b/>
+        </w:rPr>
+        <w:t xml:space="preserve">RNF-03. </w:t>
+      </w:r>
+      <w:r>
+        <w:t>Guardar o cargar una partida debe tardar menos de 1 segundo. Cada ranura es un único archivo JSON (user://saves/slot_N.json).</w:t>
+      </w:r>
+    </w:p>
+    <w:p>
+      <w:r>
+        <w:rPr>
+          <w:b/>
+        </w:rPr>
+        <w:t xml:space="preserve">RNF-04. </w:t>
+      </w:r>
+      <w:r>
+        <w:t>Los minijuegos de forja y la ventana de timing del combate deben responder a la entrada del jugador en el mismo cuadro, porque el resultado depende de la precisión del clic o la tecla.</w:t>
       </w:r>
     </w:p>
     <w:p>
@@ -38,7 +82,35 @@
     </w:p>
     <w:p>
       <w:r>
-        <w:t>[Completar]</w:t>
+        <w:rPr>
+          <w:b/>
+        </w:rPr>
+        <w:t xml:space="preserve">RNF-05. </w:t>
+      </w:r>
+      <w:r>
+        <w:t>El juego no solicita ni almacena datos personales del jugador y no se conecta a internet. Toda la información se guarda localmente en la carpeta de usuario de Godot (user://).</w:t>
+      </w:r>
+    </w:p>
+    <w:p>
+      <w:r>
+        <w:rPr>
+          <w:b/>
+        </w:rPr>
+        <w:t xml:space="preserve">RNF-06. </w:t>
+      </w:r>
+      <w:r>
+        <w:t>Un archivo de partida dañado o modificado no debe cerrar el juego: SaveManager comprueba que el contenido sea un diccionario JSON válido y, si no lo es, trata la ranura como vacía.</w:t>
+      </w:r>
+    </w:p>
+    <w:p>
+      <w:r>
+        <w:rPr>
+          <w:b/>
+        </w:rPr>
+        <w:t xml:space="preserve">RNF-07. </w:t>
+      </w:r>
+      <w:r>
+        <w:t>Los atajos de depuración (Ctrl + 1 a Ctrl + 9: dar minerales, XP, cobre, etc.) solo funcionan en ejecución desde el editor o en una exportación con depuración; DebugTools los desactiva con OS.is_debug_build() en la versión final.</w:t>
       </w:r>
     </w:p>
     <w:p>
@@ -51,7 +123,57 @@
     </w:p>
     <w:p>
       <w:r>
-        <w:t>[Completar]</w:t>
+        <w:rPr>
+          <w:b/>
+        </w:rPr>
+        <w:t xml:space="preserve">RNF-08. </w:t>
+      </w:r>
+      <w:r>
+        <w:t>Modo Asistencia: opción en el menú de pausa que muestra la zona óptima de temperatura durante la forja, para jugadores con menos habilidad o experiencia. Se aplica al instante, sin reiniciar la fase.</w:t>
+      </w:r>
+    </w:p>
+    <w:p>
+      <w:r>
+        <w:rPr>
+          <w:b/>
+        </w:rPr>
+        <w:t xml:space="preserve">RNF-09. </w:t>
+      </w:r>
+      <w:r>
+        <w:t>El volumen general, la pantalla completa, el Modo Asistencia y los consejos en pantalla se pueden cambiar en Opciones y se conservan entre sesiones (user://settings.cfg).</w:t>
+      </w:r>
+    </w:p>
+    <w:p>
+      <w:r>
+        <w:rPr>
+          <w:b/>
+        </w:rPr>
+        <w:t xml:space="preserve">RNF-10. </w:t>
+      </w:r>
+      <w:r>
+        <w:t>Todo el juego se puede controlar con teclado y un clic de ratón (A/D o flechas, Shift, E, F, I, Esc, Espacio y clic izquierdo). Las teclas se informan en los tutoriales en pantalla.</w:t>
+      </w:r>
+    </w:p>
+    <w:p>
+      <w:r>
+        <w:rPr>
+          <w:b/>
+        </w:rPr>
+        <w:t xml:space="preserve">RNF-11. </w:t>
+      </w:r>
+      <w:r>
+        <w:t>Los textos de diálogo, tutoriales y lecciones de Edric están en español y su contenido de metalurgia (temperaturas de forja, aleaciones) usa datos reales, coherente con el objetivo educativo del proyecto.</w:t>
+      </w:r>
+    </w:p>
+    <w:p>
+      <w:r>
+        <w:rPr>
+          <w:b/>
+        </w:rPr>
+        <w:t xml:space="preserve">RNF-12. </w:t>
+      </w:r>
+      <w:r>
+        <w:t>Los menús de inventario, estadísticas y pausa detienen el juego mientras están abiertos, de modo que el jugador puede leer sin presión de tiempo.</w:t>
       </w:r>
     </w:p>
     <w:p>
@@ -64,7 +186,35 @@
     </w:p>
     <w:p>
       <w:r>
-        <w:t>[Completar]</w:t>
+        <w:rPr>
+          <w:b/>
+        </w:rPr>
+        <w:t xml:space="preserve">RNF-13. </w:t>
+      </w:r>
+      <w:r>
+        <w:t>El juego funciona completamente sin conexión a internet.</w:t>
+      </w:r>
+    </w:p>
+    <w:p>
+      <w:r>
+        <w:rPr>
+          <w:b/>
+        </w:rPr>
+        <w:t xml:space="preserve">RNF-14. </w:t>
+      </w:r>
+      <w:r>
+        <w:t>Debe existir una exportación ejecutable para Windows que no requiera instalar Godot.</w:t>
+      </w:r>
+    </w:p>
+    <w:p>
+      <w:r>
+        <w:rPr>
+          <w:b/>
+        </w:rPr>
+        <w:t xml:space="preserve">RNF-15. </w:t>
+      </w:r>
+      <w:r>
+        <w:t>La partida tiene 3 ranuras y autoguardado (por ejemplo, al reaparecer en la herrería después de perder un combate), de modo que un cierre inesperado no hace perder todo el avance.</w:t>
       </w:r>
     </w:p>
     <w:p>
@@ -77,7 +227,46 @@
     </w:p>
     <w:p>
       <w:r>
-        <w:t>[Completar]</w:t>
+        <w:rPr>
+          <w:b/>
+        </w:rPr>
+        <w:t xml:space="preserve">RNF-16. </w:t>
+      </w:r>
+      <w:r>
+        <w:t>Los datos del juego (objetos, materiales, equipo, planos, monstruos y diálogos) se definen como Resources de Godot (.tres) basados en clases propias (ItemData, MaterialData, EquipmentData, BlueprintData, MonsterData, DialogueData). Agregar un arma o un monstruo no requiere modificar código.</w:t>
+      </w:r>
+    </w:p>
+    <w:p>
+      <w:r>
+        <w:rPr>
+          <w:b/>
+        </w:rPr>
+        <w:t xml:space="preserve">RNF-17. </w:t>
+      </w:r>
+      <w:r>
+        <w:t>Los sistemas globales están separados en 11 autoloads con una responsabilidad cada uno (PlayerStats, PlayerInventory, SaveManager, GlobalUI, etc.) y se comunican mediante señales.</w:t>
+      </w:r>
+    </w:p>
+    <w:p>
+      <w:r>
+        <w:rPr>
+          <w:b/>
+        </w:rPr>
+        <w:t xml:space="preserve">RNF-18. </w:t>
+      </w:r>
+      <w:r>
+        <w:t>El código se versiona en GitHub. Cada funcionalidad se desarrolla en una rama propia y se integra a main mediante Pull Request, con mensajes de commit que describen el cambio.</w:t>
+      </w:r>
+    </w:p>
+    <w:p>
+      <w:r>
+        <w:rPr>
+          <w:b/>
+        </w:rPr>
+        <w:t xml:space="preserve">RNF-19. </w:t>
+      </w:r>
+      <w:r>
+        <w:t>Cada script incluye comentarios en español que explican el propósito de las funciones y las decisiones no evidentes.</w:t>
       </w:r>
     </w:p>
     <w:p>
@@ -90,9 +279,1135 @@
     </w:p>
     <w:p>
       <w:r>
-        <w:t>[Completar]</w:t>
+        <w:t>Estado al 21-10-2026. "Cumple" indica que el criterio se comprobó en el juego o en el código; "Por verificar" indica que falta medirlo o que depende de la etapa de pruebas.</w:t>
       </w:r>
     </w:p>
+    <w:tbl>
+      <w:tblPr>
+        <w:tblStyle w:val="TableGrid"/>
+        <w:tblW w:type="auto" w:w="0"/>
+        <w:tblLook w:firstColumn="1" w:firstRow="1" w:lastColumn="0" w:lastRow="0" w:noHBand="0" w:noVBand="1" w:val="04A0"/>
+      </w:tblPr>
+      <w:tblGrid>
+        <w:gridCol w:w="2160"/>
+        <w:gridCol w:w="2160"/>
+        <w:gridCol w:w="2160"/>
+        <w:gridCol w:w="2160"/>
+      </w:tblGrid>
+      <w:tr>
+        <w:tc>
+          <w:tcPr>
+            <w:tcW w:type="dxa" w:w="907"/>
+            <w:shd w:val="clear" w:color="auto" w:fill="223448"/>
+          </w:tcPr>
+          <w:p>
+            <w:r>
+              <w:rPr>
+                <w:sz w:val="18"/>
+              </w:rPr>
+            </w:r>
+            <w:r>
+              <w:rPr>
+                <w:b/>
+                <w:color w:val="FFFFFF"/>
+                <w:sz w:val="18"/>
+              </w:rPr>
+              <w:t>ID</w:t>
+            </w:r>
+          </w:p>
+        </w:tc>
+        <w:tc>
+          <w:tcPr>
+            <w:tcW w:type="dxa" w:w="2608"/>
+            <w:shd w:val="clear" w:color="auto" w:fill="223448"/>
+          </w:tcPr>
+          <w:p>
+            <w:r>
+              <w:rPr>
+                <w:sz w:val="18"/>
+              </w:rPr>
+            </w:r>
+            <w:r>
+              <w:rPr>
+                <w:b/>
+                <w:color w:val="FFFFFF"/>
+                <w:sz w:val="18"/>
+              </w:rPr>
+              <w:t>Criterio</w:t>
+            </w:r>
+          </w:p>
+        </w:tc>
+        <w:tc>
+          <w:tcPr>
+            <w:tcW w:type="dxa" w:w="3515"/>
+            <w:shd w:val="clear" w:color="auto" w:fill="223448"/>
+          </w:tcPr>
+          <w:p>
+            <w:r>
+              <w:rPr>
+                <w:sz w:val="18"/>
+              </w:rPr>
+            </w:r>
+            <w:r>
+              <w:rPr>
+                <w:b/>
+                <w:color w:val="FFFFFF"/>
+                <w:sz w:val="18"/>
+              </w:rPr>
+              <w:t>Cómo se verifica</w:t>
+            </w:r>
+          </w:p>
+        </w:tc>
+        <w:tc>
+          <w:tcPr>
+            <w:tcW w:type="dxa" w:w="2268"/>
+            <w:shd w:val="clear" w:color="auto" w:fill="223448"/>
+          </w:tcPr>
+          <w:p>
+            <w:r>
+              <w:rPr>
+                <w:sz w:val="18"/>
+              </w:rPr>
+            </w:r>
+            <w:r>
+              <w:rPr>
+                <w:b/>
+                <w:color w:val="FFFFFF"/>
+                <w:sz w:val="18"/>
+              </w:rPr>
+              <w:t>Estado</w:t>
+            </w:r>
+          </w:p>
+        </w:tc>
+      </w:tr>
+      <w:tr>
+        <w:tc>
+          <w:tcPr>
+            <w:tcW w:type="dxa" w:w="907"/>
+          </w:tcPr>
+          <w:p>
+            <w:r>
+              <w:rPr>
+                <w:sz w:val="18"/>
+              </w:rPr>
+              <w:t>RNF-01</w:t>
+            </w:r>
+          </w:p>
+        </w:tc>
+        <w:tc>
+          <w:tcPr>
+            <w:tcW w:type="dxa" w:w="2608"/>
+          </w:tcPr>
+          <w:p>
+            <w:r>
+              <w:rPr>
+                <w:sz w:val="18"/>
+              </w:rPr>
+              <w:t>≥ 60 FPS en las escenas principales</w:t>
+            </w:r>
+          </w:p>
+        </w:tc>
+        <w:tc>
+          <w:tcPr>
+            <w:tcW w:type="dxa" w:w="3515"/>
+          </w:tcPr>
+          <w:p>
+            <w:r>
+              <w:rPr>
+                <w:sz w:val="18"/>
+              </w:rPr>
+              <w:t>Monitor de rendimiento de Godot en un PC del laboratorio</w:t>
+            </w:r>
+          </w:p>
+        </w:tc>
+        <w:tc>
+          <w:tcPr>
+            <w:tcW w:type="dxa" w:w="2268"/>
+          </w:tcPr>
+          <w:p>
+            <w:r>
+              <w:rPr>
+                <w:sz w:val="18"/>
+              </w:rPr>
+              <w:t>Por verificar</w:t>
+            </w:r>
+          </w:p>
+        </w:tc>
+      </w:tr>
+      <w:tr>
+        <w:tc>
+          <w:tcPr>
+            <w:tcW w:type="dxa" w:w="907"/>
+          </w:tcPr>
+          <w:p>
+            <w:r>
+              <w:rPr>
+                <w:sz w:val="18"/>
+              </w:rPr>
+              <w:t>RNF-02</w:t>
+            </w:r>
+          </w:p>
+        </w:tc>
+        <w:tc>
+          <w:tcPr>
+            <w:tcW w:type="dxa" w:w="2608"/>
+          </w:tcPr>
+          <w:p>
+            <w:r>
+              <w:rPr>
+                <w:sz w:val="18"/>
+              </w:rPr>
+              <w:t>Cambio de escena &lt; 3 s</w:t>
+            </w:r>
+          </w:p>
+        </w:tc>
+        <w:tc>
+          <w:tcPr>
+            <w:tcW w:type="dxa" w:w="3515"/>
+          </w:tcPr>
+          <w:p>
+            <w:r>
+              <w:rPr>
+                <w:sz w:val="18"/>
+              </w:rPr>
+              <w:t>Cronometrar 10 cambios de escena</w:t>
+            </w:r>
+          </w:p>
+        </w:tc>
+        <w:tc>
+          <w:tcPr>
+            <w:tcW w:type="dxa" w:w="2268"/>
+          </w:tcPr>
+          <w:p>
+            <w:r>
+              <w:rPr>
+                <w:sz w:val="18"/>
+              </w:rPr>
+              <w:t>Por verificar</w:t>
+            </w:r>
+          </w:p>
+        </w:tc>
+      </w:tr>
+      <w:tr>
+        <w:tc>
+          <w:tcPr>
+            <w:tcW w:type="dxa" w:w="907"/>
+          </w:tcPr>
+          <w:p>
+            <w:r>
+              <w:rPr>
+                <w:sz w:val="18"/>
+              </w:rPr>
+              <w:t>RNF-03</w:t>
+            </w:r>
+          </w:p>
+        </w:tc>
+        <w:tc>
+          <w:tcPr>
+            <w:tcW w:type="dxa" w:w="2608"/>
+          </w:tcPr>
+          <w:p>
+            <w:r>
+              <w:rPr>
+                <w:sz w:val="18"/>
+              </w:rPr>
+              <w:t>Guardar o cargar &lt; 1 s</w:t>
+            </w:r>
+          </w:p>
+        </w:tc>
+        <w:tc>
+          <w:tcPr>
+            <w:tcW w:type="dxa" w:w="3515"/>
+          </w:tcPr>
+          <w:p>
+            <w:r>
+              <w:rPr>
+                <w:sz w:val="18"/>
+              </w:rPr>
+              <w:t>Cronometrar guardado y carga de una partida avanzada</w:t>
+            </w:r>
+          </w:p>
+        </w:tc>
+        <w:tc>
+          <w:tcPr>
+            <w:tcW w:type="dxa" w:w="2268"/>
+          </w:tcPr>
+          <w:p>
+            <w:r>
+              <w:rPr>
+                <w:sz w:val="18"/>
+              </w:rPr>
+              <w:t>Por verificar</w:t>
+            </w:r>
+          </w:p>
+        </w:tc>
+      </w:tr>
+      <w:tr>
+        <w:tc>
+          <w:tcPr>
+            <w:tcW w:type="dxa" w:w="907"/>
+          </w:tcPr>
+          <w:p>
+            <w:r>
+              <w:rPr>
+                <w:sz w:val="18"/>
+              </w:rPr>
+              <w:t>RNF-04</w:t>
+            </w:r>
+          </w:p>
+        </w:tc>
+        <w:tc>
+          <w:tcPr>
+            <w:tcW w:type="dxa" w:w="2608"/>
+          </w:tcPr>
+          <w:p>
+            <w:r>
+              <w:rPr>
+                <w:sz w:val="18"/>
+              </w:rPr>
+              <w:t>Timing responde en el mismo cuadro</w:t>
+            </w:r>
+          </w:p>
+        </w:tc>
+        <w:tc>
+          <w:tcPr>
+            <w:tcW w:type="dxa" w:w="3515"/>
+          </w:tcPr>
+          <w:p>
+            <w:r>
+              <w:rPr>
+                <w:sz w:val="18"/>
+              </w:rPr>
+              <w:t>Prueba PR-07 (resultados PERFECTO, BIEN, Normal, Fallado)</w:t>
+            </w:r>
+          </w:p>
+        </w:tc>
+        <w:tc>
+          <w:tcPr>
+            <w:tcW w:type="dxa" w:w="2268"/>
+          </w:tcPr>
+          <w:p>
+            <w:r>
+              <w:rPr>
+                <w:sz w:val="18"/>
+              </w:rPr>
+              <w:t>Cumple</w:t>
+            </w:r>
+          </w:p>
+        </w:tc>
+      </w:tr>
+      <w:tr>
+        <w:tc>
+          <w:tcPr>
+            <w:tcW w:type="dxa" w:w="907"/>
+          </w:tcPr>
+          <w:p>
+            <w:r>
+              <w:rPr>
+                <w:sz w:val="18"/>
+              </w:rPr>
+              <w:t>RNF-05</w:t>
+            </w:r>
+          </w:p>
+        </w:tc>
+        <w:tc>
+          <w:tcPr>
+            <w:tcW w:type="dxa" w:w="2608"/>
+          </w:tcPr>
+          <w:p>
+            <w:r>
+              <w:rPr>
+                <w:sz w:val="18"/>
+              </w:rPr>
+              <w:t>Sin datos personales ni red</w:t>
+            </w:r>
+          </w:p>
+        </w:tc>
+        <w:tc>
+          <w:tcPr>
+            <w:tcW w:type="dxa" w:w="3515"/>
+          </w:tcPr>
+          <w:p>
+            <w:r>
+              <w:rPr>
+                <w:sz w:val="18"/>
+              </w:rPr>
+              <w:t>Revisión del código: no hay HTTPRequest ni formularios</w:t>
+            </w:r>
+          </w:p>
+        </w:tc>
+        <w:tc>
+          <w:tcPr>
+            <w:tcW w:type="dxa" w:w="2268"/>
+          </w:tcPr>
+          <w:p>
+            <w:r>
+              <w:rPr>
+                <w:sz w:val="18"/>
+              </w:rPr>
+              <w:t>Cumple</w:t>
+            </w:r>
+          </w:p>
+        </w:tc>
+      </w:tr>
+      <w:tr>
+        <w:tc>
+          <w:tcPr>
+            <w:tcW w:type="dxa" w:w="907"/>
+          </w:tcPr>
+          <w:p>
+            <w:r>
+              <w:rPr>
+                <w:sz w:val="18"/>
+              </w:rPr>
+              <w:t>RNF-06</w:t>
+            </w:r>
+          </w:p>
+        </w:tc>
+        <w:tc>
+          <w:tcPr>
+            <w:tcW w:type="dxa" w:w="2608"/>
+          </w:tcPr>
+          <w:p>
+            <w:r>
+              <w:rPr>
+                <w:sz w:val="18"/>
+              </w:rPr>
+              <w:t>Partida dañada no cierra el juego</w:t>
+            </w:r>
+          </w:p>
+        </w:tc>
+        <w:tc>
+          <w:tcPr>
+            <w:tcW w:type="dxa" w:w="3515"/>
+          </w:tcPr>
+          <w:p>
+            <w:r>
+              <w:rPr>
+                <w:sz w:val="18"/>
+              </w:rPr>
+              <w:t>Editar un slot_N.json con texto inválido y abrir Cargar</w:t>
+            </w:r>
+          </w:p>
+        </w:tc>
+        <w:tc>
+          <w:tcPr>
+            <w:tcW w:type="dxa" w:w="2268"/>
+          </w:tcPr>
+          <w:p>
+            <w:r>
+              <w:rPr>
+                <w:sz w:val="18"/>
+              </w:rPr>
+              <w:t>Por verificar (validación en código implementada)</w:t>
+            </w:r>
+          </w:p>
+        </w:tc>
+      </w:tr>
+      <w:tr>
+        <w:tc>
+          <w:tcPr>
+            <w:tcW w:type="dxa" w:w="907"/>
+          </w:tcPr>
+          <w:p>
+            <w:r>
+              <w:rPr>
+                <w:sz w:val="18"/>
+              </w:rPr>
+              <w:t>RNF-07</w:t>
+            </w:r>
+          </w:p>
+        </w:tc>
+        <w:tc>
+          <w:tcPr>
+            <w:tcW w:type="dxa" w:w="2608"/>
+          </w:tcPr>
+          <w:p>
+            <w:r>
+              <w:rPr>
+                <w:sz w:val="18"/>
+              </w:rPr>
+              <w:t>Atajos desactivados en exportación final</w:t>
+            </w:r>
+          </w:p>
+        </w:tc>
+        <w:tc>
+          <w:tcPr>
+            <w:tcW w:type="dxa" w:w="3515"/>
+          </w:tcPr>
+          <w:p>
+            <w:r>
+              <w:rPr>
+                <w:sz w:val="18"/>
+              </w:rPr>
+              <w:t>Exportar sin depuración y probar Ctrl + 2</w:t>
+            </w:r>
+          </w:p>
+        </w:tc>
+        <w:tc>
+          <w:tcPr>
+            <w:tcW w:type="dxa" w:w="2268"/>
+          </w:tcPr>
+          <w:p>
+            <w:r>
+              <w:rPr>
+                <w:sz w:val="18"/>
+              </w:rPr>
+              <w:t>Por verificar (validación en código implementada)</w:t>
+            </w:r>
+          </w:p>
+        </w:tc>
+      </w:tr>
+      <w:tr>
+        <w:tc>
+          <w:tcPr>
+            <w:tcW w:type="dxa" w:w="907"/>
+          </w:tcPr>
+          <w:p>
+            <w:r>
+              <w:rPr>
+                <w:sz w:val="18"/>
+              </w:rPr>
+              <w:t>RNF-08</w:t>
+            </w:r>
+          </w:p>
+        </w:tc>
+        <w:tc>
+          <w:tcPr>
+            <w:tcW w:type="dxa" w:w="2608"/>
+          </w:tcPr>
+          <w:p>
+            <w:r>
+              <w:rPr>
+                <w:sz w:val="18"/>
+              </w:rPr>
+              <w:t>Líneas de ayuda visibles al activar</w:t>
+            </w:r>
+          </w:p>
+        </w:tc>
+        <w:tc>
+          <w:tcPr>
+            <w:tcW w:type="dxa" w:w="3515"/>
+          </w:tcPr>
+          <w:p>
+            <w:r>
+              <w:rPr>
+                <w:sz w:val="18"/>
+              </w:rPr>
+              <w:t>Prueba PR-15</w:t>
+            </w:r>
+          </w:p>
+        </w:tc>
+        <w:tc>
+          <w:tcPr>
+            <w:tcW w:type="dxa" w:w="2268"/>
+          </w:tcPr>
+          <w:p>
+            <w:r>
+              <w:rPr>
+                <w:sz w:val="18"/>
+              </w:rPr>
+              <w:t>Cumple</w:t>
+            </w:r>
+          </w:p>
+        </w:tc>
+      </w:tr>
+      <w:tr>
+        <w:tc>
+          <w:tcPr>
+            <w:tcW w:type="dxa" w:w="907"/>
+          </w:tcPr>
+          <w:p>
+            <w:r>
+              <w:rPr>
+                <w:sz w:val="18"/>
+              </w:rPr>
+              <w:t>RNF-09</w:t>
+            </w:r>
+          </w:p>
+        </w:tc>
+        <w:tc>
+          <w:tcPr>
+            <w:tcW w:type="dxa" w:w="2608"/>
+          </w:tcPr>
+          <w:p>
+            <w:r>
+              <w:rPr>
+                <w:sz w:val="18"/>
+              </w:rPr>
+              <w:t>Opciones persisten al reabrir</w:t>
+            </w:r>
+          </w:p>
+        </w:tc>
+        <w:tc>
+          <w:tcPr>
+            <w:tcW w:type="dxa" w:w="3515"/>
+          </w:tcPr>
+          <w:p>
+            <w:r>
+              <w:rPr>
+                <w:sz w:val="18"/>
+              </w:rPr>
+              <w:t>Prueba PR-17</w:t>
+            </w:r>
+          </w:p>
+        </w:tc>
+        <w:tc>
+          <w:tcPr>
+            <w:tcW w:type="dxa" w:w="2268"/>
+          </w:tcPr>
+          <w:p>
+            <w:r>
+              <w:rPr>
+                <w:sz w:val="18"/>
+              </w:rPr>
+              <w:t>Cumple</w:t>
+            </w:r>
+          </w:p>
+        </w:tc>
+      </w:tr>
+      <w:tr>
+        <w:tc>
+          <w:tcPr>
+            <w:tcW w:type="dxa" w:w="907"/>
+          </w:tcPr>
+          <w:p>
+            <w:r>
+              <w:rPr>
+                <w:sz w:val="18"/>
+              </w:rPr>
+              <w:t>RNF-10</w:t>
+            </w:r>
+          </w:p>
+        </w:tc>
+        <w:tc>
+          <w:tcPr>
+            <w:tcW w:type="dxa" w:w="2608"/>
+          </w:tcPr>
+          <w:p>
+            <w:r>
+              <w:rPr>
+                <w:sz w:val="18"/>
+              </w:rPr>
+              <w:t>Control completo con teclado y clic</w:t>
+            </w:r>
+          </w:p>
+        </w:tc>
+        <w:tc>
+          <w:tcPr>
+            <w:tcW w:type="dxa" w:w="3515"/>
+          </w:tcPr>
+          <w:p>
+            <w:r>
+              <w:rPr>
+                <w:sz w:val="18"/>
+              </w:rPr>
+              <w:t>Recorrido completo de una partida</w:t>
+            </w:r>
+          </w:p>
+        </w:tc>
+        <w:tc>
+          <w:tcPr>
+            <w:tcW w:type="dxa" w:w="2268"/>
+          </w:tcPr>
+          <w:p>
+            <w:r>
+              <w:rPr>
+                <w:sz w:val="18"/>
+              </w:rPr>
+              <w:t>Cumple</w:t>
+            </w:r>
+          </w:p>
+        </w:tc>
+      </w:tr>
+      <w:tr>
+        <w:tc>
+          <w:tcPr>
+            <w:tcW w:type="dxa" w:w="907"/>
+          </w:tcPr>
+          <w:p>
+            <w:r>
+              <w:rPr>
+                <w:sz w:val="18"/>
+              </w:rPr>
+              <w:t>RNF-11</w:t>
+            </w:r>
+          </w:p>
+        </w:tc>
+        <w:tc>
+          <w:tcPr>
+            <w:tcW w:type="dxa" w:w="2608"/>
+          </w:tcPr>
+          <w:p>
+            <w:r>
+              <w:rPr>
+                <w:sz w:val="18"/>
+              </w:rPr>
+              <w:t>Datos de metalurgia reales</w:t>
+            </w:r>
+          </w:p>
+        </w:tc>
+        <w:tc>
+          <w:tcPr>
+            <w:tcW w:type="dxa" w:w="3515"/>
+          </w:tcPr>
+          <w:p>
+            <w:r>
+              <w:rPr>
+                <w:sz w:val="18"/>
+              </w:rPr>
+              <w:t>Revisión de MaterialData y lecciones con estudiantes de metalurgia</w:t>
+            </w:r>
+          </w:p>
+        </w:tc>
+        <w:tc>
+          <w:tcPr>
+            <w:tcW w:type="dxa" w:w="2268"/>
+          </w:tcPr>
+          <w:p>
+            <w:r>
+              <w:rPr>
+                <w:sz w:val="18"/>
+              </w:rPr>
+              <w:t>Por verificar (prueba de usuario PR-24)</w:t>
+            </w:r>
+          </w:p>
+        </w:tc>
+      </w:tr>
+      <w:tr>
+        <w:tc>
+          <w:tcPr>
+            <w:tcW w:type="dxa" w:w="907"/>
+          </w:tcPr>
+          <w:p>
+            <w:r>
+              <w:rPr>
+                <w:sz w:val="18"/>
+              </w:rPr>
+              <w:t>RNF-12</w:t>
+            </w:r>
+          </w:p>
+        </w:tc>
+        <w:tc>
+          <w:tcPr>
+            <w:tcW w:type="dxa" w:w="2608"/>
+          </w:tcPr>
+          <w:p>
+            <w:r>
+              <w:rPr>
+                <w:sz w:val="18"/>
+              </w:rPr>
+              <w:t>Menús pausan el juego</w:t>
+            </w:r>
+          </w:p>
+        </w:tc>
+        <w:tc>
+          <w:tcPr>
+            <w:tcW w:type="dxa" w:w="3515"/>
+          </w:tcPr>
+          <w:p>
+            <w:r>
+              <w:rPr>
+                <w:sz w:val="18"/>
+              </w:rPr>
+              <w:t>Prueba PR-14</w:t>
+            </w:r>
+          </w:p>
+        </w:tc>
+        <w:tc>
+          <w:tcPr>
+            <w:tcW w:type="dxa" w:w="2268"/>
+          </w:tcPr>
+          <w:p>
+            <w:r>
+              <w:rPr>
+                <w:sz w:val="18"/>
+              </w:rPr>
+              <w:t>Cumple</w:t>
+            </w:r>
+          </w:p>
+        </w:tc>
+      </w:tr>
+      <w:tr>
+        <w:tc>
+          <w:tcPr>
+            <w:tcW w:type="dxa" w:w="907"/>
+          </w:tcPr>
+          <w:p>
+            <w:r>
+              <w:rPr>
+                <w:sz w:val="18"/>
+              </w:rPr>
+              <w:t>RNF-13</w:t>
+            </w:r>
+          </w:p>
+        </w:tc>
+        <w:tc>
+          <w:tcPr>
+            <w:tcW w:type="dxa" w:w="2608"/>
+          </w:tcPr>
+          <w:p>
+            <w:r>
+              <w:rPr>
+                <w:sz w:val="18"/>
+              </w:rPr>
+              <w:t>Funciona sin internet</w:t>
+            </w:r>
+          </w:p>
+        </w:tc>
+        <w:tc>
+          <w:tcPr>
+            <w:tcW w:type="dxa" w:w="3515"/>
+          </w:tcPr>
+          <w:p>
+            <w:r>
+              <w:rPr>
+                <w:sz w:val="18"/>
+              </w:rPr>
+              <w:t>Ejecutar con la red desactivada</w:t>
+            </w:r>
+          </w:p>
+        </w:tc>
+        <w:tc>
+          <w:tcPr>
+            <w:tcW w:type="dxa" w:w="2268"/>
+          </w:tcPr>
+          <w:p>
+            <w:r>
+              <w:rPr>
+                <w:sz w:val="18"/>
+              </w:rPr>
+              <w:t>Cumple</w:t>
+            </w:r>
+          </w:p>
+        </w:tc>
+      </w:tr>
+      <w:tr>
+        <w:tc>
+          <w:tcPr>
+            <w:tcW w:type="dxa" w:w="907"/>
+          </w:tcPr>
+          <w:p>
+            <w:r>
+              <w:rPr>
+                <w:sz w:val="18"/>
+              </w:rPr>
+              <w:t>RNF-14</w:t>
+            </w:r>
+          </w:p>
+        </w:tc>
+        <w:tc>
+          <w:tcPr>
+            <w:tcW w:type="dxa" w:w="2608"/>
+          </w:tcPr>
+          <w:p>
+            <w:r>
+              <w:rPr>
+                <w:sz w:val="18"/>
+              </w:rPr>
+              <w:t>Ejecutable para Windows</w:t>
+            </w:r>
+          </w:p>
+        </w:tc>
+        <w:tc>
+          <w:tcPr>
+            <w:tcW w:type="dxa" w:w="3515"/>
+          </w:tcPr>
+          <w:p>
+            <w:r>
+              <w:rPr>
+                <w:sz w:val="18"/>
+              </w:rPr>
+              <w:t>Generar la exportación y ejecutarla en otro PC</w:t>
+            </w:r>
+          </w:p>
+        </w:tc>
+        <w:tc>
+          <w:tcPr>
+            <w:tcW w:type="dxa" w:w="2268"/>
+          </w:tcPr>
+          <w:p>
+            <w:r>
+              <w:rPr>
+                <w:sz w:val="18"/>
+              </w:rPr>
+              <w:t>Pendiente (aún no hay preset de exportación)</w:t>
+            </w:r>
+          </w:p>
+        </w:tc>
+      </w:tr>
+      <w:tr>
+        <w:tc>
+          <w:tcPr>
+            <w:tcW w:type="dxa" w:w="907"/>
+          </w:tcPr>
+          <w:p>
+            <w:r>
+              <w:rPr>
+                <w:sz w:val="18"/>
+              </w:rPr>
+              <w:t>RNF-15</w:t>
+            </w:r>
+          </w:p>
+        </w:tc>
+        <w:tc>
+          <w:tcPr>
+            <w:tcW w:type="dxa" w:w="2608"/>
+          </w:tcPr>
+          <w:p>
+            <w:r>
+              <w:rPr>
+                <w:sz w:val="18"/>
+              </w:rPr>
+              <w:t>3 ranuras y autoguardado</w:t>
+            </w:r>
+          </w:p>
+        </w:tc>
+        <w:tc>
+          <w:tcPr>
+            <w:tcW w:type="dxa" w:w="3515"/>
+          </w:tcPr>
+          <w:p>
+            <w:r>
+              <w:rPr>
+                <w:sz w:val="18"/>
+              </w:rPr>
+              <w:t>Prueba PR-19 y PR-22</w:t>
+            </w:r>
+          </w:p>
+        </w:tc>
+        <w:tc>
+          <w:tcPr>
+            <w:tcW w:type="dxa" w:w="2268"/>
+          </w:tcPr>
+          <w:p>
+            <w:r>
+              <w:rPr>
+                <w:sz w:val="18"/>
+              </w:rPr>
+              <w:t>Cumple / PR-22 pendiente</w:t>
+            </w:r>
+          </w:p>
+        </w:tc>
+      </w:tr>
+      <w:tr>
+        <w:tc>
+          <w:tcPr>
+            <w:tcW w:type="dxa" w:w="907"/>
+          </w:tcPr>
+          <w:p>
+            <w:r>
+              <w:rPr>
+                <w:sz w:val="18"/>
+              </w:rPr>
+              <w:t>RNF-16</w:t>
+            </w:r>
+          </w:p>
+        </w:tc>
+        <w:tc>
+          <w:tcPr>
+            <w:tcW w:type="dxa" w:w="2608"/>
+          </w:tcPr>
+          <w:p>
+            <w:r>
+              <w:rPr>
+                <w:sz w:val="18"/>
+              </w:rPr>
+              <w:t>Datos en Resources .tres</w:t>
+            </w:r>
+          </w:p>
+        </w:tc>
+        <w:tc>
+          <w:tcPr>
+            <w:tcW w:type="dxa" w:w="3515"/>
+          </w:tcPr>
+          <w:p>
+            <w:r>
+              <w:rPr>
+                <w:sz w:val="18"/>
+              </w:rPr>
+              <w:t>Revisión de resources/ y scripts/resources/</w:t>
+            </w:r>
+          </w:p>
+        </w:tc>
+        <w:tc>
+          <w:tcPr>
+            <w:tcW w:type="dxa" w:w="2268"/>
+          </w:tcPr>
+          <w:p>
+            <w:r>
+              <w:rPr>
+                <w:sz w:val="18"/>
+              </w:rPr>
+              <w:t>Cumple</w:t>
+            </w:r>
+          </w:p>
+        </w:tc>
+      </w:tr>
+      <w:tr>
+        <w:tc>
+          <w:tcPr>
+            <w:tcW w:type="dxa" w:w="907"/>
+          </w:tcPr>
+          <w:p>
+            <w:r>
+              <w:rPr>
+                <w:sz w:val="18"/>
+              </w:rPr>
+              <w:t>RNF-17</w:t>
+            </w:r>
+          </w:p>
+        </w:tc>
+        <w:tc>
+          <w:tcPr>
+            <w:tcW w:type="dxa" w:w="2608"/>
+          </w:tcPr>
+          <w:p>
+            <w:r>
+              <w:rPr>
+                <w:sz w:val="18"/>
+              </w:rPr>
+              <w:t>Autoloads y señales</w:t>
+            </w:r>
+          </w:p>
+        </w:tc>
+        <w:tc>
+          <w:tcPr>
+            <w:tcW w:type="dxa" w:w="3515"/>
+          </w:tcPr>
+          <w:p>
+            <w:r>
+              <w:rPr>
+                <w:sz w:val="18"/>
+              </w:rPr>
+              <w:t>Revisión de project.godot (sección autoload)</w:t>
+            </w:r>
+          </w:p>
+        </w:tc>
+        <w:tc>
+          <w:tcPr>
+            <w:tcW w:type="dxa" w:w="2268"/>
+          </w:tcPr>
+          <w:p>
+            <w:r>
+              <w:rPr>
+                <w:sz w:val="18"/>
+              </w:rPr>
+              <w:t>Cumple</w:t>
+            </w:r>
+          </w:p>
+        </w:tc>
+      </w:tr>
+      <w:tr>
+        <w:tc>
+          <w:tcPr>
+            <w:tcW w:type="dxa" w:w="907"/>
+          </w:tcPr>
+          <w:p>
+            <w:r>
+              <w:rPr>
+                <w:sz w:val="18"/>
+              </w:rPr>
+              <w:t>RNF-18</w:t>
+            </w:r>
+          </w:p>
+        </w:tc>
+        <w:tc>
+          <w:tcPr>
+            <w:tcW w:type="dxa" w:w="2608"/>
+          </w:tcPr>
+          <w:p>
+            <w:r>
+              <w:rPr>
+                <w:sz w:val="18"/>
+              </w:rPr>
+              <w:t>Ramas y Pull Requests</w:t>
+            </w:r>
+          </w:p>
+        </w:tc>
+        <w:tc>
+          <w:tcPr>
+            <w:tcW w:type="dxa" w:w="3515"/>
+          </w:tcPr>
+          <w:p>
+            <w:r>
+              <w:rPr>
+                <w:sz w:val="18"/>
+              </w:rPr>
+              <w:t>Historial de GitHub: 13 PR integrados a main</w:t>
+            </w:r>
+          </w:p>
+        </w:tc>
+        <w:tc>
+          <w:tcPr>
+            <w:tcW w:type="dxa" w:w="2268"/>
+          </w:tcPr>
+          <w:p>
+            <w:r>
+              <w:rPr>
+                <w:sz w:val="18"/>
+              </w:rPr>
+              <w:t>Cumple (con commits directos a main en etapas tempranas)</w:t>
+            </w:r>
+          </w:p>
+        </w:tc>
+      </w:tr>
+      <w:tr>
+        <w:tc>
+          <w:tcPr>
+            <w:tcW w:type="dxa" w:w="907"/>
+          </w:tcPr>
+          <w:p>
+            <w:r>
+              <w:rPr>
+                <w:sz w:val="18"/>
+              </w:rPr>
+              <w:t>RNF-19</w:t>
+            </w:r>
+          </w:p>
+        </w:tc>
+        <w:tc>
+          <w:tcPr>
+            <w:tcW w:type="dxa" w:w="2608"/>
+          </w:tcPr>
+          <w:p>
+            <w:r>
+              <w:rPr>
+                <w:sz w:val="18"/>
+              </w:rPr>
+              <w:t>Código comentado</w:t>
+            </w:r>
+          </w:p>
+        </w:tc>
+        <w:tc>
+          <w:tcPr>
+            <w:tcW w:type="dxa" w:w="3515"/>
+          </w:tcPr>
+          <w:p>
+            <w:r>
+              <w:rPr>
+                <w:sz w:val="18"/>
+              </w:rPr>
+              <w:t>Revisión de scripts</w:t>
+            </w:r>
+          </w:p>
+        </w:tc>
+        <w:tc>
+          <w:tcPr>
+            <w:tcW w:type="dxa" w:w="2268"/>
+          </w:tcPr>
+          <w:p>
+            <w:r>
+              <w:rPr>
+                <w:sz w:val="18"/>
+              </w:rPr>
+              <w:t>Cumple</w:t>
+            </w:r>
+          </w:p>
+        </w:tc>
+      </w:tr>
+    </w:tbl>
+    <w:p/>
     <w:sectPr>
       <w:pgSz w:w="12240" w:h="15840"/>
       <w:pgMar w:top="1440" w:right="1800" w:bottom="1440" w:left="1800" w:header="720" w:footer="720" w:gutter="0"/>
